--- a/web-app/files/docx_templates/APUNTSZOKOD2.00312-01-16_TEMPLATE.docx
+++ b/web-app/files/docx_templates/APUNTSZOKOD2.00312-01-16_TEMPLATE.docx
@@ -125,7 +125,7 @@
           <w:szCs w:val="20"/>
           <w:lang w:val="pl-PL"/>
         </w:rPr>
-        <w:instrText xml:space="preserve"> MERGEFIELD $d.DataPodpisaniaAneksu \* MERGEFORMAT </w:instrText>
+        <w:instrText xml:space="preserve"> MERGEFIELD  $d.dataPodpisaniaAneksuPOZ  \* MERGEFORMAT </w:instrText>
       </w:r>
       <w:r>
         <w:rPr>
@@ -146,7 +146,7 @@
           <w:szCs w:val="20"/>
           <w:lang w:val="pl-PL"/>
         </w:rPr>
-        <w:t>«$d.DataPodpisaniaAneksu»</w:t>
+        <w:t>«$d.dataPodpisaniaAneksuPOZ»</w:t>
       </w:r>
       <w:r>
         <w:rPr>
@@ -158,6 +158,8 @@
         </w:rPr>
         <w:fldChar w:fldCharType="end"/>
       </w:r>
+      <w:bookmarkStart w:id="0" w:name="_GoBack"/>
+      <w:bookmarkEnd w:id="0"/>
     </w:p>
     <w:p>
       <w:pPr>
@@ -984,24 +986,14 @@
       <w:r>
         <w:t xml:space="preserve">W przypadku rozwiązania Umowy przed upływem </w:t>
       </w:r>
-      <w:r>
-        <w:fldChar w:fldCharType="begin"/>
-      </w:r>
-      <w:r>
-        <w:instrText xml:space="preserve"> MERGEFIELD $d.KarencjaOdPodpisaniaAneksu \* MERGEFORMAT </w:instrText>
-      </w:r>
-      <w:r>
-        <w:fldChar w:fldCharType="separate"/>
-      </w:r>
-      <w:r>
-        <w:rPr>
-          <w:noProof/>
-        </w:rPr>
-        <w:t>«$d.KarencjaOdPodpisaniaAneksu»</w:t>
-      </w:r>
-      <w:r>
-        <w:fldChar w:fldCharType="end"/>
-      </w:r>
+      <w:fldSimple w:instr=" MERGEFIELD $d.KarencjaOdPodpisaniaAneksu \* MERGEFORMAT ">
+        <w:r>
+          <w:rPr>
+            <w:noProof/>
+          </w:rPr>
+          <w:t>«$d.KarencjaOdPodpisaniaAneksu»</w:t>
+        </w:r>
+      </w:fldSimple>
       <w:r>
         <w:t xml:space="preserve"> </w:t>
       </w:r>
@@ -1176,8 +1168,6 @@
         </w:rPr>
         <w:t>, który otrzymuje następujące brzmienie:</w:t>
       </w:r>
-      <w:bookmarkStart w:id="0" w:name="_GoBack"/>
-      <w:bookmarkEnd w:id="0"/>
     </w:p>
     <w:p>
       <w:pPr>
@@ -1193,27 +1183,14 @@
       <w:r>
         <w:t xml:space="preserve">m </w:t>
       </w:r>
-      <w:r>
-        <w:fldChar w:fldCharType="begin"/>
-      </w:r>
-      <w:r>
-        <w:instrText xml:space="preserve"> MERGEFIELD $d.KarencjaOdInstalacjiPOZ \* MERGEFORMAT </w:instrText>
-      </w:r>
-      <w:r>
-        <w:fldChar w:fldCharType="separate"/>
-      </w:r>
-      <w:r>
-        <w:rPr>
-          <w:noProof/>
-        </w:rPr>
-        <w:t>«$d.KarencjaOdInstalacjiPOZ»</w:t>
-      </w:r>
-      <w:r>
-        <w:rPr>
-          <w:noProof/>
-        </w:rPr>
-        <w:fldChar w:fldCharType="end"/>
-      </w:r>
+      <w:fldSimple w:instr=" MERGEFIELD $d.KarencjaOdInstalacjiPOZ \* MERGEFORMAT ">
+        <w:r>
+          <w:rPr>
+            <w:noProof/>
+          </w:rPr>
+          <w:t>«$d.KarencjaOdInstalacjiPOZ»</w:t>
+        </w:r>
+      </w:fldSimple>
       <w:r>
         <w:t xml:space="preserve"> miesięcy, licząc od daty instalacji Zestawu POS:</w:t>
       </w:r>
@@ -2717,7 +2694,7 @@
           <v:imagedata r:id="rId2" o:title=""/>
           <w10:wrap type="topAndBottom"/>
         </v:shape>
-        <o:OLEObject Type="Embed" ProgID="MSPhotoEd.3" ShapeID="_x0000_s2049" DrawAspect="Content" ObjectID="_1436617090" r:id="rId3"/>
+        <o:OLEObject Type="Embed" ProgID="MSPhotoEd.3" ShapeID="_x0000_s2049" DrawAspect="Content" ObjectID="_1437815182" r:id="rId3"/>
       </w:pict>
     </w:r>
   </w:p>
